--- a/ky/wisdom-stories/beyond-the-cotton-field.docx
+++ b/ky/wisdom-stories/beyond-the-cotton-field.docx
@@ -13,7 +13,7 @@
     </w:p>
     <w:p>
       <w:r>
-        <w:t>Биз али жакшы окуп-жаза элек кезде айылыбызга жаңы мугалим келди. Ал бизге жөн гана мугалим эмес, агадай, атадай таяныч болорун анда билген эмеспиз.</w:t>
+        <w:t>Биз али жакшы окуп-жаза албай жүргөн кезде айылыбызга жаңы мугалим келди. Ал бизге жөн гана мугалим эмес, агадай, атадай таяныч болорун анда билген эмеспиз.</w:t>
       </w:r>
     </w:p>
     <w:p>
@@ -88,7 +88,7 @@
     </w:p>
     <w:p>
       <w:r>
-        <w:t>Айдын агайдын эмгеги менен мектепти бүтүп, окуубузду уланттык. Жылдар өттү. Арабызда дарыгер, инженер, мугалим болууга даярданып жаткандар бар эле. Бир кезде сөз таба албай калган келечегибиз эми көз алдыбызга тартыла баштады.</w:t>
+        <w:t>Айдын агайдын эмгеги менен мектепти бүтүп, окуубузду уланттык. Жылдар өттү. Арабызда дарыгер, инженер, мугалим болууга даярданып жаткандар бар эле. Бир кезде элестете да албаган келечегибиз эми көз алдыбызга тартыла баштады.</w:t>
       </w:r>
     </w:p>
     <w:p>
